--- a/smjernice-projekta/1. Projektni Cilj sustava.docx
+++ b/smjernice-projekta/1. Projektni Cilj sustava.docx
@@ -561,22 +561,6 @@
         <w:gridCol w:w="2946"/>
       </w:tblGrid>
       <w:tr>
-        <w:tblPrEx>
-          <w:tblBorders>
-            <w:top w:val="none" w:color="auto" w:sz="0" w:space="0"/>
-            <w:left w:val="none" w:color="auto" w:sz="0" w:space="0"/>
-            <w:bottom w:val="none" w:color="auto" w:sz="0" w:space="0"/>
-            <w:right w:val="none" w:color="auto" w:sz="0" w:space="0"/>
-            <w:insideH w:val="none" w:color="auto" w:sz="0" w:space="0"/>
-            <w:insideV w:val="none" w:color="auto" w:sz="0" w:space="0"/>
-          </w:tblBorders>
-          <w:tblCellMar>
-            <w:top w:w="15" w:type="dxa"/>
-            <w:left w:w="15" w:type="dxa"/>
-            <w:bottom w:w="15" w:type="dxa"/>
-            <w:right w:w="15" w:type="dxa"/>
-          </w:tblCellMar>
-        </w:tblPrEx>
         <w:trPr>
           <w:tblHeader/>
           <w:tblCellSpacing w:w="15" w:type="dxa"/>
@@ -604,7 +588,7 @@
             </w:pPr>
             <w:r>
               <w:rPr>
-                <w:rFonts w:hint="default" w:ascii="Calibri Regular" w:hAnsi="Calibri Regular" w:eastAsia="SimSun" w:cs="Calibri Regular"/>
+                <w:rFonts w:hint="default" w:ascii="Calibri Regular" w:hAnsi="Calibri Regular" w:eastAsia="宋体" w:cs="Calibri Regular"/>
                 <w:b w:val="0"/>
                 <w:bCs/>
                 <w:kern w:val="0"/>
@@ -639,7 +623,7 @@
             </w:pPr>
             <w:r>
               <w:rPr>
-                <w:rFonts w:hint="default" w:ascii="Calibri Regular" w:hAnsi="Calibri Regular" w:eastAsia="SimSun" w:cs="Calibri Regular"/>
+                <w:rFonts w:hint="default" w:ascii="Calibri Regular" w:hAnsi="Calibri Regular" w:eastAsia="宋体" w:cs="Calibri Regular"/>
                 <w:b w:val="0"/>
                 <w:bCs/>
                 <w:kern w:val="0"/>
@@ -653,110 +637,6 @@
         </w:tc>
       </w:tr>
       <w:tr>
-        <w:tblPrEx>
-          <w:tblBorders>
-            <w:top w:val="none" w:color="auto" w:sz="0" w:space="0"/>
-            <w:left w:val="none" w:color="auto" w:sz="0" w:space="0"/>
-            <w:bottom w:val="none" w:color="auto" w:sz="0" w:space="0"/>
-            <w:right w:val="none" w:color="auto" w:sz="0" w:space="0"/>
-            <w:insideH w:val="none" w:color="auto" w:sz="0" w:space="0"/>
-            <w:insideV w:val="none" w:color="auto" w:sz="0" w:space="0"/>
-          </w:tblBorders>
-          <w:tblCellMar>
-            <w:top w:w="15" w:type="dxa"/>
-            <w:left w:w="15" w:type="dxa"/>
-            <w:bottom w:w="15" w:type="dxa"/>
-            <w:right w:w="15" w:type="dxa"/>
-          </w:tblCellMar>
-        </w:tblPrEx>
-        <w:trPr>
-          <w:trHeight w:val="388" w:hRule="atLeast"/>
-          <w:tblCellSpacing w:w="15" w:type="dxa"/>
-        </w:trPr>
-        <w:tc>
-          <w:tcPr>
-            <w:tcW w:w="1775" w:type="dxa"/>
-            <w:shd w:val="clear" w:color="auto" w:fill="auto"/>
-            <w:vAlign w:val="center"/>
-          </w:tcPr>
-          <w:p>
-            <w:pPr>
-              <w:keepNext w:val="0"/>
-              <w:keepLines w:val="0"/>
-              <w:widowControl/>
-              <w:suppressLineNumbers w:val="0"/>
-              <w:jc w:val="left"/>
-              <w:rPr>
-                <w:rFonts w:hint="default" w:ascii="Calibri Regular" w:hAnsi="Calibri Regular" w:cs="Calibri Regular"/>
-                <w:b w:val="0"/>
-                <w:sz w:val="20"/>
-                <w:szCs w:val="20"/>
-              </w:rPr>
-            </w:pPr>
-            <w:r>
-              <w:rPr>
-                <w:rFonts w:hint="default" w:ascii="Calibri Regular" w:hAnsi="Calibri Regular" w:eastAsia="SimSun" w:cs="Calibri Regular"/>
-                <w:b w:val="0"/>
-                <w:kern w:val="0"/>
-                <w:sz w:val="20"/>
-                <w:szCs w:val="20"/>
-                <w:lang w:val="en-US" w:eastAsia="zh-CN" w:bidi="ar"/>
-              </w:rPr>
-              <w:t>MQTT broker</w:t>
-            </w:r>
-          </w:p>
-        </w:tc>
-        <w:tc>
-          <w:tcPr>
-            <w:tcW w:w="2901" w:type="dxa"/>
-            <w:shd w:val="clear" w:color="auto" w:fill="auto"/>
-            <w:vAlign w:val="center"/>
-          </w:tcPr>
-          <w:p>
-            <w:pPr>
-              <w:keepNext w:val="0"/>
-              <w:keepLines w:val="0"/>
-              <w:widowControl/>
-              <w:suppressLineNumbers w:val="0"/>
-              <w:jc w:val="left"/>
-              <w:rPr>
-                <w:rFonts w:hint="default" w:ascii="Calibri Regular" w:hAnsi="Calibri Regular" w:cs="Calibri Regular"/>
-                <w:b w:val="0"/>
-                <w:sz w:val="20"/>
-                <w:szCs w:val="20"/>
-              </w:rPr>
-            </w:pPr>
-            <w:r>
-              <w:rPr>
-                <w:rFonts w:hint="default" w:ascii="Calibri Regular" w:hAnsi="Calibri Regular" w:eastAsia="SimSun" w:cs="Calibri Regular"/>
-                <w:b w:val="0"/>
-                <w:kern w:val="0"/>
-                <w:sz w:val="20"/>
-                <w:szCs w:val="20"/>
-                <w:lang w:val="en-US" w:eastAsia="zh-CN" w:bidi="ar"/>
-              </w:rPr>
-              <w:t>EMQX</w:t>
-            </w:r>
-          </w:p>
-        </w:tc>
-      </w:tr>
-      <w:tr>
-        <w:tblPrEx>
-          <w:tblBorders>
-            <w:top w:val="none" w:color="auto" w:sz="0" w:space="0"/>
-            <w:left w:val="none" w:color="auto" w:sz="0" w:space="0"/>
-            <w:bottom w:val="none" w:color="auto" w:sz="0" w:space="0"/>
-            <w:right w:val="none" w:color="auto" w:sz="0" w:space="0"/>
-            <w:insideH w:val="none" w:color="auto" w:sz="0" w:space="0"/>
-            <w:insideV w:val="none" w:color="auto" w:sz="0" w:space="0"/>
-          </w:tblBorders>
-          <w:tblCellMar>
-            <w:top w:w="15" w:type="dxa"/>
-            <w:left w:w="15" w:type="dxa"/>
-            <w:bottom w:w="15" w:type="dxa"/>
-            <w:right w:w="15" w:type="dxa"/>
-          </w:tblCellMar>
-        </w:tblPrEx>
         <w:trPr>
           <w:tblCellSpacing w:w="15" w:type="dxa"/>
         </w:trPr>
@@ -782,14 +662,14 @@
             </w:pPr>
             <w:r>
               <w:rPr>
-                <w:rFonts w:hint="default" w:ascii="Calibri Regular" w:hAnsi="Calibri Regular" w:eastAsia="SimSun" w:cs="Calibri Regular"/>
+                <w:rFonts w:hint="default" w:ascii="Calibri Regular" w:hAnsi="Calibri Regular" w:eastAsia="宋体" w:cs="Calibri Regular"/>
                 <w:b w:val="0"/>
                 <w:kern w:val="0"/>
                 <w:sz w:val="20"/>
                 <w:szCs w:val="20"/>
                 <w:lang w:val="en-US" w:eastAsia="zh-CN" w:bidi="ar"/>
               </w:rPr>
-              <w:t>Simulator</w:t>
+              <w:t>MQTT broker</w:t>
             </w:r>
           </w:p>
         </w:tc>
@@ -815,35 +695,19 @@
             </w:pPr>
             <w:r>
               <w:rPr>
-                <w:rFonts w:hint="default" w:ascii="Calibri Regular" w:hAnsi="Calibri Regular" w:eastAsia="SimSun" w:cs="Calibri Regular"/>
+                <w:rFonts w:hint="default" w:ascii="Calibri Regular" w:hAnsi="Calibri Regular" w:eastAsia="宋体" w:cs="Calibri Regular"/>
                 <w:b w:val="0"/>
                 <w:kern w:val="0"/>
                 <w:sz w:val="20"/>
                 <w:szCs w:val="20"/>
                 <w:lang w:val="en-US" w:eastAsia="zh-CN" w:bidi="ar"/>
               </w:rPr>
-              <w:t>Locust</w:t>
+              <w:t>EMQX</w:t>
             </w:r>
           </w:p>
         </w:tc>
       </w:tr>
       <w:tr>
-        <w:tblPrEx>
-          <w:tblBorders>
-            <w:top w:val="none" w:color="auto" w:sz="0" w:space="0"/>
-            <w:left w:val="none" w:color="auto" w:sz="0" w:space="0"/>
-            <w:bottom w:val="none" w:color="auto" w:sz="0" w:space="0"/>
-            <w:right w:val="none" w:color="auto" w:sz="0" w:space="0"/>
-            <w:insideH w:val="none" w:color="auto" w:sz="0" w:space="0"/>
-            <w:insideV w:val="none" w:color="auto" w:sz="0" w:space="0"/>
-          </w:tblBorders>
-          <w:tblCellMar>
-            <w:top w:w="15" w:type="dxa"/>
-            <w:left w:w="15" w:type="dxa"/>
-            <w:bottom w:w="15" w:type="dxa"/>
-            <w:right w:w="15" w:type="dxa"/>
-          </w:tblCellMar>
-        </w:tblPrEx>
         <w:trPr>
           <w:tblCellSpacing w:w="15" w:type="dxa"/>
         </w:trPr>
@@ -869,14 +733,14 @@
             </w:pPr>
             <w:r>
               <w:rPr>
-                <w:rFonts w:hint="default" w:ascii="Calibri Regular" w:hAnsi="Calibri Regular" w:eastAsia="SimSun" w:cs="Calibri Regular"/>
+                <w:rFonts w:hint="default" w:ascii="Calibri Regular" w:hAnsi="Calibri Regular" w:eastAsia="宋体" w:cs="Calibri Regular"/>
                 <w:b w:val="0"/>
                 <w:kern w:val="0"/>
                 <w:sz w:val="20"/>
                 <w:szCs w:val="20"/>
                 <w:lang w:val="en-US" w:eastAsia="zh-CN" w:bidi="ar"/>
               </w:rPr>
-              <w:t>Database</w:t>
+              <w:t>Simulator</w:t>
             </w:r>
           </w:p>
         </w:tc>
@@ -902,35 +766,19 @@
             </w:pPr>
             <w:r>
               <w:rPr>
-                <w:rFonts w:hint="default" w:ascii="Calibri Regular" w:hAnsi="Calibri Regular" w:eastAsia="SimSun" w:cs="Calibri Regular"/>
+                <w:rFonts w:hint="default" w:ascii="Calibri Regular" w:hAnsi="Calibri Regular" w:eastAsia="宋体" w:cs="Calibri Regular"/>
                 <w:b w:val="0"/>
                 <w:kern w:val="0"/>
                 <w:sz w:val="20"/>
                 <w:szCs w:val="20"/>
                 <w:lang w:val="en-US" w:eastAsia="zh-CN" w:bidi="ar"/>
               </w:rPr>
-              <w:t>CrateDB</w:t>
+              <w:t>Locust</w:t>
             </w:r>
           </w:p>
         </w:tc>
       </w:tr>
       <w:tr>
-        <w:tblPrEx>
-          <w:tblBorders>
-            <w:top w:val="none" w:color="auto" w:sz="0" w:space="0"/>
-            <w:left w:val="none" w:color="auto" w:sz="0" w:space="0"/>
-            <w:bottom w:val="none" w:color="auto" w:sz="0" w:space="0"/>
-            <w:right w:val="none" w:color="auto" w:sz="0" w:space="0"/>
-            <w:insideH w:val="none" w:color="auto" w:sz="0" w:space="0"/>
-            <w:insideV w:val="none" w:color="auto" w:sz="0" w:space="0"/>
-          </w:tblBorders>
-          <w:tblCellMar>
-            <w:top w:w="15" w:type="dxa"/>
-            <w:left w:w="15" w:type="dxa"/>
-            <w:bottom w:w="15" w:type="dxa"/>
-            <w:right w:w="15" w:type="dxa"/>
-          </w:tblCellMar>
-        </w:tblPrEx>
         <w:trPr>
           <w:tblCellSpacing w:w="15" w:type="dxa"/>
         </w:trPr>
@@ -956,14 +804,14 @@
             </w:pPr>
             <w:r>
               <w:rPr>
-                <w:rFonts w:hint="default" w:ascii="Calibri Regular" w:hAnsi="Calibri Regular" w:eastAsia="SimSun" w:cs="Calibri Regular"/>
+                <w:rFonts w:hint="default" w:ascii="Calibri Regular" w:hAnsi="Calibri Regular" w:eastAsia="宋体" w:cs="Calibri Regular"/>
                 <w:b w:val="0"/>
                 <w:kern w:val="0"/>
                 <w:sz w:val="20"/>
                 <w:szCs w:val="20"/>
                 <w:lang w:val="en-US" w:eastAsia="zh-CN" w:bidi="ar"/>
               </w:rPr>
-              <w:t>API backend</w:t>
+              <w:t>Database</w:t>
             </w:r>
           </w:p>
         </w:tc>
@@ -989,35 +837,19 @@
             </w:pPr>
             <w:r>
               <w:rPr>
-                <w:rFonts w:hint="default" w:ascii="Calibri Regular" w:hAnsi="Calibri Regular" w:eastAsia="SimSun" w:cs="Calibri Regular"/>
+                <w:rFonts w:hint="default" w:ascii="Calibri Regular" w:hAnsi="Calibri Regular" w:eastAsia="宋体" w:cs="Calibri Regular"/>
                 <w:b w:val="0"/>
                 <w:kern w:val="0"/>
                 <w:sz w:val="20"/>
                 <w:szCs w:val="20"/>
                 <w:lang w:val="en-US" w:eastAsia="zh-CN" w:bidi="ar"/>
               </w:rPr>
-              <w:t>FastAPI</w:t>
+              <w:t>CrateDB</w:t>
             </w:r>
           </w:p>
         </w:tc>
       </w:tr>
       <w:tr>
-        <w:tblPrEx>
-          <w:tblBorders>
-            <w:top w:val="none" w:color="auto" w:sz="0" w:space="0"/>
-            <w:left w:val="none" w:color="auto" w:sz="0" w:space="0"/>
-            <w:bottom w:val="none" w:color="auto" w:sz="0" w:space="0"/>
-            <w:right w:val="none" w:color="auto" w:sz="0" w:space="0"/>
-            <w:insideH w:val="none" w:color="auto" w:sz="0" w:space="0"/>
-            <w:insideV w:val="none" w:color="auto" w:sz="0" w:space="0"/>
-          </w:tblBorders>
-          <w:tblCellMar>
-            <w:top w:w="15" w:type="dxa"/>
-            <w:left w:w="15" w:type="dxa"/>
-            <w:bottom w:w="15" w:type="dxa"/>
-            <w:right w:w="15" w:type="dxa"/>
-          </w:tblCellMar>
-        </w:tblPrEx>
         <w:trPr>
           <w:tblCellSpacing w:w="15" w:type="dxa"/>
         </w:trPr>
@@ -1043,14 +875,14 @@
             </w:pPr>
             <w:r>
               <w:rPr>
-                <w:rFonts w:hint="default" w:ascii="Calibri Regular" w:hAnsi="Calibri Regular" w:eastAsia="SimSun" w:cs="Calibri Regular"/>
+                <w:rFonts w:hint="default" w:ascii="Calibri Regular" w:hAnsi="Calibri Regular" w:eastAsia="宋体" w:cs="Calibri Regular"/>
                 <w:b w:val="0"/>
                 <w:kern w:val="0"/>
                 <w:sz w:val="20"/>
                 <w:szCs w:val="20"/>
                 <w:lang w:val="en-US" w:eastAsia="zh-CN" w:bidi="ar"/>
               </w:rPr>
-              <w:t>Realtime</w:t>
+              <w:t>API backend</w:t>
             </w:r>
           </w:p>
         </w:tc>
@@ -1076,7 +908,78 @@
             </w:pPr>
             <w:r>
               <w:rPr>
-                <w:rFonts w:hint="default" w:ascii="Calibri Regular" w:hAnsi="Calibri Regular" w:eastAsia="SimSun" w:cs="Calibri Regular"/>
+                <w:rFonts w:hint="default" w:ascii="Calibri Regular" w:hAnsi="Calibri Regular" w:eastAsia="宋体" w:cs="Calibri Regular"/>
+                <w:b w:val="0"/>
+                <w:kern w:val="0"/>
+                <w:sz w:val="20"/>
+                <w:szCs w:val="20"/>
+                <w:lang w:val="en-US" w:eastAsia="zh-CN" w:bidi="ar"/>
+              </w:rPr>
+              <w:t>FastAPI</w:t>
+            </w:r>
+          </w:p>
+        </w:tc>
+      </w:tr>
+      <w:tr>
+        <w:trPr>
+          <w:tblCellSpacing w:w="15" w:type="dxa"/>
+        </w:trPr>
+        <w:tc>
+          <w:tcPr>
+            <w:tcW w:w="1775" w:type="dxa"/>
+            <w:shd w:val="clear" w:color="auto" w:fill="auto"/>
+            <w:vAlign w:val="center"/>
+          </w:tcPr>
+          <w:p>
+            <w:pPr>
+              <w:keepNext w:val="0"/>
+              <w:keepLines w:val="0"/>
+              <w:widowControl/>
+              <w:suppressLineNumbers w:val="0"/>
+              <w:jc w:val="left"/>
+              <w:rPr>
+                <w:rFonts w:hint="default" w:ascii="Calibri Regular" w:hAnsi="Calibri Regular" w:cs="Calibri Regular"/>
+                <w:b w:val="0"/>
+                <w:sz w:val="20"/>
+                <w:szCs w:val="20"/>
+              </w:rPr>
+            </w:pPr>
+            <w:r>
+              <w:rPr>
+                <w:rFonts w:hint="default" w:ascii="Calibri Regular" w:hAnsi="Calibri Regular" w:eastAsia="宋体" w:cs="Calibri Regular"/>
+                <w:b w:val="0"/>
+                <w:kern w:val="0"/>
+                <w:sz w:val="20"/>
+                <w:szCs w:val="20"/>
+                <w:lang w:val="en-US" w:eastAsia="zh-CN" w:bidi="ar"/>
+              </w:rPr>
+              <w:t>Realtime</w:t>
+            </w:r>
+          </w:p>
+        </w:tc>
+        <w:tc>
+          <w:tcPr>
+            <w:tcW w:w="2901" w:type="dxa"/>
+            <w:shd w:val="clear" w:color="auto" w:fill="auto"/>
+            <w:vAlign w:val="center"/>
+          </w:tcPr>
+          <w:p>
+            <w:pPr>
+              <w:keepNext w:val="0"/>
+              <w:keepLines w:val="0"/>
+              <w:widowControl/>
+              <w:suppressLineNumbers w:val="0"/>
+              <w:jc w:val="left"/>
+              <w:rPr>
+                <w:rFonts w:hint="default" w:ascii="Calibri Regular" w:hAnsi="Calibri Regular" w:cs="Calibri Regular"/>
+                <w:b w:val="0"/>
+                <w:sz w:val="20"/>
+                <w:szCs w:val="20"/>
+              </w:rPr>
+            </w:pPr>
+            <w:r>
+              <w:rPr>
+                <w:rFonts w:hint="default" w:ascii="Calibri Regular" w:hAnsi="Calibri Regular" w:eastAsia="宋体" w:cs="Calibri Regular"/>
                 <w:b w:val="0"/>
                 <w:kern w:val="0"/>
                 <w:sz w:val="20"/>
@@ -1170,23 +1073,6 @@
         <w:gridCol w:w="2891"/>
       </w:tblGrid>
       <w:tr>
-        <w:tblPrEx>
-          <w:tblBorders>
-            <w:top w:val="none" w:color="auto" w:sz="0" w:space="0"/>
-            <w:left w:val="none" w:color="auto" w:sz="0" w:space="0"/>
-            <w:bottom w:val="none" w:color="auto" w:sz="0" w:space="0"/>
-            <w:right w:val="none" w:color="auto" w:sz="0" w:space="0"/>
-            <w:insideH w:val="none" w:color="auto" w:sz="0" w:space="0"/>
-            <w:insideV w:val="none" w:color="auto" w:sz="0" w:space="0"/>
-          </w:tblBorders>
-          <w:shd w:val="clear" w:color="auto" w:fill="auto"/>
-          <w:tblCellMar>
-            <w:top w:w="15" w:type="dxa"/>
-            <w:left w:w="15" w:type="dxa"/>
-            <w:bottom w:w="15" w:type="dxa"/>
-            <w:right w:w="15" w:type="dxa"/>
-          </w:tblCellMar>
-        </w:tblPrEx>
         <w:trPr>
           <w:tblHeader/>
           <w:tblCellSpacing w:w="15" w:type="dxa"/>
@@ -1214,7 +1100,7 @@
             </w:pPr>
             <w:r>
               <w:rPr>
-                <w:rFonts w:hint="default" w:ascii="Calibri Regular" w:hAnsi="Calibri Regular" w:eastAsia="SimSun" w:cs="Calibri Regular"/>
+                <w:rFonts w:hint="default" w:ascii="Calibri Regular" w:hAnsi="Calibri Regular" w:eastAsia="宋体" w:cs="Calibri Regular"/>
                 <w:b/>
                 <w:bCs/>
                 <w:kern w:val="0"/>
@@ -1249,7 +1135,7 @@
             </w:pPr>
             <w:r>
               <w:rPr>
-                <w:rFonts w:hint="default" w:ascii="Calibri Regular" w:hAnsi="Calibri Regular" w:eastAsia="SimSun" w:cs="Calibri Regular"/>
+                <w:rFonts w:hint="default" w:ascii="Calibri Regular" w:hAnsi="Calibri Regular" w:eastAsia="宋体" w:cs="Calibri Regular"/>
                 <w:b/>
                 <w:bCs/>
                 <w:kern w:val="0"/>
@@ -1263,23 +1149,6 @@
         </w:tc>
       </w:tr>
       <w:tr>
-        <w:tblPrEx>
-          <w:tblBorders>
-            <w:top w:val="none" w:color="auto" w:sz="0" w:space="0"/>
-            <w:left w:val="none" w:color="auto" w:sz="0" w:space="0"/>
-            <w:bottom w:val="none" w:color="auto" w:sz="0" w:space="0"/>
-            <w:right w:val="none" w:color="auto" w:sz="0" w:space="0"/>
-            <w:insideH w:val="none" w:color="auto" w:sz="0" w:space="0"/>
-            <w:insideV w:val="none" w:color="auto" w:sz="0" w:space="0"/>
-          </w:tblBorders>
-          <w:shd w:val="clear" w:color="auto" w:fill="auto"/>
-          <w:tblCellMar>
-            <w:top w:w="15" w:type="dxa"/>
-            <w:left w:w="15" w:type="dxa"/>
-            <w:bottom w:w="15" w:type="dxa"/>
-            <w:right w:w="15" w:type="dxa"/>
-          </w:tblCellMar>
-        </w:tblPrEx>
         <w:trPr>
           <w:tblCellSpacing w:w="15" w:type="dxa"/>
         </w:trPr>
@@ -1304,7 +1173,7 @@
             </w:pPr>
             <w:r>
               <w:rPr>
-                <w:rFonts w:hint="default" w:ascii="Calibri Regular" w:hAnsi="Calibri Regular" w:eastAsia="SimSun" w:cs="Calibri Regular"/>
+                <w:rFonts w:hint="default" w:ascii="Calibri Regular" w:hAnsi="Calibri Regular" w:eastAsia="宋体" w:cs="Calibri Regular"/>
                 <w:kern w:val="0"/>
                 <w:sz w:val="20"/>
                 <w:szCs w:val="20"/>
@@ -1335,7 +1204,7 @@
             </w:pPr>
             <w:r>
               <w:rPr>
-                <w:rFonts w:hint="default" w:ascii="Calibri Regular" w:hAnsi="Calibri Regular" w:eastAsia="SimSun" w:cs="Calibri Regular"/>
+                <w:rFonts w:hint="default" w:ascii="Calibri Regular" w:hAnsi="Calibri Regular" w:eastAsia="宋体" w:cs="Calibri Regular"/>
                 <w:kern w:val="0"/>
                 <w:sz w:val="20"/>
                 <w:szCs w:val="20"/>
@@ -1347,23 +1216,6 @@
         </w:tc>
       </w:tr>
       <w:tr>
-        <w:tblPrEx>
-          <w:tblBorders>
-            <w:top w:val="none" w:color="auto" w:sz="0" w:space="0"/>
-            <w:left w:val="none" w:color="auto" w:sz="0" w:space="0"/>
-            <w:bottom w:val="none" w:color="auto" w:sz="0" w:space="0"/>
-            <w:right w:val="none" w:color="auto" w:sz="0" w:space="0"/>
-            <w:insideH w:val="none" w:color="auto" w:sz="0" w:space="0"/>
-            <w:insideV w:val="none" w:color="auto" w:sz="0" w:space="0"/>
-          </w:tblBorders>
-          <w:shd w:val="clear" w:color="auto" w:fill="auto"/>
-          <w:tblCellMar>
-            <w:top w:w="15" w:type="dxa"/>
-            <w:left w:w="15" w:type="dxa"/>
-            <w:bottom w:w="15" w:type="dxa"/>
-            <w:right w:w="15" w:type="dxa"/>
-          </w:tblCellMar>
-        </w:tblPrEx>
         <w:trPr>
           <w:tblCellSpacing w:w="15" w:type="dxa"/>
         </w:trPr>
@@ -1388,7 +1240,7 @@
             </w:pPr>
             <w:r>
               <w:rPr>
-                <w:rFonts w:hint="default" w:ascii="Calibri Regular" w:hAnsi="Calibri Regular" w:eastAsia="SimSun" w:cs="Calibri Regular"/>
+                <w:rFonts w:hint="default" w:ascii="Calibri Regular" w:hAnsi="Calibri Regular" w:eastAsia="宋体" w:cs="Calibri Regular"/>
                 <w:kern w:val="0"/>
                 <w:sz w:val="20"/>
                 <w:szCs w:val="20"/>
@@ -1419,7 +1271,7 @@
             </w:pPr>
             <w:r>
               <w:rPr>
-                <w:rFonts w:hint="default" w:ascii="Calibri Regular" w:hAnsi="Calibri Regular" w:eastAsia="SimSun" w:cs="Calibri Regular"/>
+                <w:rFonts w:hint="default" w:ascii="Calibri Regular" w:hAnsi="Calibri Regular" w:eastAsia="宋体" w:cs="Calibri Regular"/>
                 <w:kern w:val="0"/>
                 <w:sz w:val="20"/>
                 <w:szCs w:val="20"/>
@@ -1431,23 +1283,6 @@
         </w:tc>
       </w:tr>
       <w:tr>
-        <w:tblPrEx>
-          <w:tblBorders>
-            <w:top w:val="none" w:color="auto" w:sz="0" w:space="0"/>
-            <w:left w:val="none" w:color="auto" w:sz="0" w:space="0"/>
-            <w:bottom w:val="none" w:color="auto" w:sz="0" w:space="0"/>
-            <w:right w:val="none" w:color="auto" w:sz="0" w:space="0"/>
-            <w:insideH w:val="none" w:color="auto" w:sz="0" w:space="0"/>
-            <w:insideV w:val="none" w:color="auto" w:sz="0" w:space="0"/>
-          </w:tblBorders>
-          <w:shd w:val="clear" w:color="auto" w:fill="auto"/>
-          <w:tblCellMar>
-            <w:top w:w="15" w:type="dxa"/>
-            <w:left w:w="15" w:type="dxa"/>
-            <w:bottom w:w="15" w:type="dxa"/>
-            <w:right w:w="15" w:type="dxa"/>
-          </w:tblCellMar>
-        </w:tblPrEx>
         <w:trPr>
           <w:tblCellSpacing w:w="15" w:type="dxa"/>
         </w:trPr>
@@ -1472,7 +1307,7 @@
             </w:pPr>
             <w:r>
               <w:rPr>
-                <w:rFonts w:hint="default" w:ascii="Calibri Regular" w:hAnsi="Calibri Regular" w:eastAsia="SimSun" w:cs="Calibri Regular"/>
+                <w:rFonts w:hint="default" w:ascii="Calibri Regular" w:hAnsi="Calibri Regular" w:eastAsia="宋体" w:cs="Calibri Regular"/>
                 <w:kern w:val="0"/>
                 <w:sz w:val="20"/>
                 <w:szCs w:val="20"/>
@@ -1503,7 +1338,7 @@
             </w:pPr>
             <w:r>
               <w:rPr>
-                <w:rFonts w:hint="default" w:ascii="Calibri Regular" w:hAnsi="Calibri Regular" w:eastAsia="SimSun" w:cs="Calibri Regular"/>
+                <w:rFonts w:hint="default" w:ascii="Calibri Regular" w:hAnsi="Calibri Regular" w:eastAsia="宋体" w:cs="Calibri Regular"/>
                 <w:kern w:val="0"/>
                 <w:sz w:val="20"/>
                 <w:szCs w:val="20"/>
@@ -1515,23 +1350,6 @@
         </w:tc>
       </w:tr>
       <w:tr>
-        <w:tblPrEx>
-          <w:tblBorders>
-            <w:top w:val="none" w:color="auto" w:sz="0" w:space="0"/>
-            <w:left w:val="none" w:color="auto" w:sz="0" w:space="0"/>
-            <w:bottom w:val="none" w:color="auto" w:sz="0" w:space="0"/>
-            <w:right w:val="none" w:color="auto" w:sz="0" w:space="0"/>
-            <w:insideH w:val="none" w:color="auto" w:sz="0" w:space="0"/>
-            <w:insideV w:val="none" w:color="auto" w:sz="0" w:space="0"/>
-          </w:tblBorders>
-          <w:shd w:val="clear" w:color="auto" w:fill="auto"/>
-          <w:tblCellMar>
-            <w:top w:w="15" w:type="dxa"/>
-            <w:left w:w="15" w:type="dxa"/>
-            <w:bottom w:w="15" w:type="dxa"/>
-            <w:right w:w="15" w:type="dxa"/>
-          </w:tblCellMar>
-        </w:tblPrEx>
         <w:trPr>
           <w:tblCellSpacing w:w="15" w:type="dxa"/>
         </w:trPr>
@@ -1556,7 +1374,7 @@
             </w:pPr>
             <w:r>
               <w:rPr>
-                <w:rFonts w:hint="default" w:ascii="Calibri Regular" w:hAnsi="Calibri Regular" w:eastAsia="SimSun" w:cs="Calibri Regular"/>
+                <w:rFonts w:hint="default" w:ascii="Calibri Regular" w:hAnsi="Calibri Regular" w:eastAsia="宋体" w:cs="Calibri Regular"/>
                 <w:kern w:val="0"/>
                 <w:sz w:val="20"/>
                 <w:szCs w:val="20"/>
@@ -1587,7 +1405,7 @@
             </w:pPr>
             <w:r>
               <w:rPr>
-                <w:rFonts w:hint="default" w:ascii="Calibri Regular" w:hAnsi="Calibri Regular" w:eastAsia="SimSun" w:cs="Calibri Regular"/>
+                <w:rFonts w:hint="default" w:ascii="Calibri Regular" w:hAnsi="Calibri Regular" w:eastAsia="宋体" w:cs="Calibri Regular"/>
                 <w:kern w:val="0"/>
                 <w:sz w:val="20"/>
                 <w:szCs w:val="20"/>
@@ -1599,23 +1417,6 @@
         </w:tc>
       </w:tr>
       <w:tr>
-        <w:tblPrEx>
-          <w:tblBorders>
-            <w:top w:val="none" w:color="auto" w:sz="0" w:space="0"/>
-            <w:left w:val="none" w:color="auto" w:sz="0" w:space="0"/>
-            <w:bottom w:val="none" w:color="auto" w:sz="0" w:space="0"/>
-            <w:right w:val="none" w:color="auto" w:sz="0" w:space="0"/>
-            <w:insideH w:val="none" w:color="auto" w:sz="0" w:space="0"/>
-            <w:insideV w:val="none" w:color="auto" w:sz="0" w:space="0"/>
-          </w:tblBorders>
-          <w:shd w:val="clear" w:color="auto" w:fill="auto"/>
-          <w:tblCellMar>
-            <w:top w:w="15" w:type="dxa"/>
-            <w:left w:w="15" w:type="dxa"/>
-            <w:bottom w:w="15" w:type="dxa"/>
-            <w:right w:w="15" w:type="dxa"/>
-          </w:tblCellMar>
-        </w:tblPrEx>
         <w:trPr>
           <w:tblCellSpacing w:w="15" w:type="dxa"/>
         </w:trPr>
@@ -1640,7 +1441,7 @@
             </w:pPr>
             <w:r>
               <w:rPr>
-                <w:rFonts w:hint="default" w:ascii="Calibri Regular" w:hAnsi="Calibri Regular" w:eastAsia="SimSun" w:cs="Calibri Regular"/>
+                <w:rFonts w:hint="default" w:ascii="Calibri Regular" w:hAnsi="Calibri Regular" w:eastAsia="宋体" w:cs="Calibri Regular"/>
                 <w:kern w:val="0"/>
                 <w:sz w:val="20"/>
                 <w:szCs w:val="20"/>
@@ -1671,7 +1472,7 @@
             </w:pPr>
             <w:r>
               <w:rPr>
-                <w:rFonts w:hint="default" w:ascii="Calibri Regular" w:hAnsi="Calibri Regular" w:eastAsia="SimSun" w:cs="Calibri Regular"/>
+                <w:rFonts w:hint="default" w:ascii="Calibri Regular" w:hAnsi="Calibri Regular" w:eastAsia="宋体" w:cs="Calibri Regular"/>
                 <w:kern w:val="0"/>
                 <w:sz w:val="20"/>
                 <w:szCs w:val="20"/>
@@ -2392,23 +2193,6 @@
         <w:gridCol w:w="2463"/>
       </w:tblGrid>
       <w:tr>
-        <w:tblPrEx>
-          <w:tblBorders>
-            <w:top w:val="none" w:color="auto" w:sz="0" w:space="0"/>
-            <w:left w:val="none" w:color="auto" w:sz="0" w:space="0"/>
-            <w:bottom w:val="none" w:color="auto" w:sz="0" w:space="0"/>
-            <w:right w:val="none" w:color="auto" w:sz="0" w:space="0"/>
-            <w:insideH w:val="none" w:color="auto" w:sz="0" w:space="0"/>
-            <w:insideV w:val="none" w:color="auto" w:sz="0" w:space="0"/>
-          </w:tblBorders>
-          <w:shd w:val="clear" w:color="auto" w:fill="auto"/>
-          <w:tblCellMar>
-            <w:top w:w="15" w:type="dxa"/>
-            <w:left w:w="15" w:type="dxa"/>
-            <w:bottom w:w="15" w:type="dxa"/>
-            <w:right w:w="15" w:type="dxa"/>
-          </w:tblCellMar>
-        </w:tblPrEx>
         <w:trPr>
           <w:tblHeader/>
           <w:tblCellSpacing w:w="15" w:type="dxa"/>
@@ -2436,7 +2220,7 @@
             </w:pPr>
             <w:r>
               <w:rPr>
-                <w:rFonts w:hint="default" w:ascii="Calibri Regular" w:hAnsi="Calibri Regular" w:eastAsia="SimSun" w:cs="Calibri Regular"/>
+                <w:rFonts w:hint="default" w:ascii="Calibri Regular" w:hAnsi="Calibri Regular" w:eastAsia="宋体" w:cs="Calibri Regular"/>
                 <w:b/>
                 <w:bCs/>
                 <w:kern w:val="0"/>
@@ -2471,7 +2255,7 @@
             </w:pPr>
             <w:r>
               <w:rPr>
-                <w:rFonts w:hint="default" w:ascii="Calibri Regular" w:hAnsi="Calibri Regular" w:eastAsia="SimSun" w:cs="Calibri Regular"/>
+                <w:rFonts w:hint="default" w:ascii="Calibri Regular" w:hAnsi="Calibri Regular" w:eastAsia="宋体" w:cs="Calibri Regular"/>
                 <w:b/>
                 <w:bCs/>
                 <w:kern w:val="0"/>
@@ -2506,7 +2290,7 @@
             </w:pPr>
             <w:r>
               <w:rPr>
-                <w:rFonts w:hint="default" w:ascii="Calibri Regular" w:hAnsi="Calibri Regular" w:eastAsia="SimSun" w:cs="Calibri Regular"/>
+                <w:rFonts w:hint="default" w:ascii="Calibri Regular" w:hAnsi="Calibri Regular" w:eastAsia="宋体" w:cs="Calibri Regular"/>
                 <w:b/>
                 <w:bCs/>
                 <w:kern w:val="0"/>
@@ -2520,22 +2304,6 @@
         </w:tc>
       </w:tr>
       <w:tr>
-        <w:tblPrEx>
-          <w:tblBorders>
-            <w:top w:val="none" w:color="auto" w:sz="0" w:space="0"/>
-            <w:left w:val="none" w:color="auto" w:sz="0" w:space="0"/>
-            <w:bottom w:val="none" w:color="auto" w:sz="0" w:space="0"/>
-            <w:right w:val="none" w:color="auto" w:sz="0" w:space="0"/>
-            <w:insideH w:val="none" w:color="auto" w:sz="0" w:space="0"/>
-            <w:insideV w:val="none" w:color="auto" w:sz="0" w:space="0"/>
-          </w:tblBorders>
-          <w:tblCellMar>
-            <w:top w:w="15" w:type="dxa"/>
-            <w:left w:w="15" w:type="dxa"/>
-            <w:bottom w:w="15" w:type="dxa"/>
-            <w:right w:w="15" w:type="dxa"/>
-          </w:tblCellMar>
-        </w:tblPrEx>
         <w:trPr>
           <w:tblCellSpacing w:w="15" w:type="dxa"/>
         </w:trPr>
@@ -2560,7 +2328,7 @@
             </w:pPr>
             <w:r>
               <w:rPr>
-                <w:rFonts w:hint="default" w:ascii="Calibri Regular" w:hAnsi="Calibri Regular" w:eastAsia="SimSun" w:cs="Calibri Regular"/>
+                <w:rFonts w:hint="default" w:ascii="Calibri Regular" w:hAnsi="Calibri Regular" w:eastAsia="宋体" w:cs="Calibri Regular"/>
                 <w:kern w:val="0"/>
                 <w:sz w:val="20"/>
                 <w:szCs w:val="20"/>
@@ -2591,7 +2359,7 @@
             </w:pPr>
             <w:r>
               <w:rPr>
-                <w:rFonts w:hint="default" w:ascii="Calibri Regular" w:hAnsi="Calibri Regular" w:eastAsia="SimSun" w:cs="Calibri Regular"/>
+                <w:rFonts w:hint="default" w:ascii="Calibri Regular" w:hAnsi="Calibri Regular" w:eastAsia="宋体" w:cs="Calibri Regular"/>
                 <w:kern w:val="0"/>
                 <w:sz w:val="20"/>
                 <w:szCs w:val="20"/>
@@ -2622,7 +2390,7 @@
             </w:pPr>
             <w:r>
               <w:rPr>
-                <w:rFonts w:hint="default" w:ascii="Calibri Regular" w:hAnsi="Calibri Regular" w:eastAsia="SimSun" w:cs="Calibri Regular"/>
+                <w:rFonts w:hint="default" w:ascii="Calibri Regular" w:hAnsi="Calibri Regular" w:eastAsia="宋体" w:cs="Calibri Regular"/>
                 <w:kern w:val="0"/>
                 <w:sz w:val="20"/>
                 <w:szCs w:val="20"/>
@@ -2634,23 +2402,6 @@
         </w:tc>
       </w:tr>
       <w:tr>
-        <w:tblPrEx>
-          <w:tblBorders>
-            <w:top w:val="none" w:color="auto" w:sz="0" w:space="0"/>
-            <w:left w:val="none" w:color="auto" w:sz="0" w:space="0"/>
-            <w:bottom w:val="none" w:color="auto" w:sz="0" w:space="0"/>
-            <w:right w:val="none" w:color="auto" w:sz="0" w:space="0"/>
-            <w:insideH w:val="none" w:color="auto" w:sz="0" w:space="0"/>
-            <w:insideV w:val="none" w:color="auto" w:sz="0" w:space="0"/>
-          </w:tblBorders>
-          <w:shd w:val="clear" w:color="auto" w:fill="auto"/>
-          <w:tblCellMar>
-            <w:top w:w="15" w:type="dxa"/>
-            <w:left w:w="15" w:type="dxa"/>
-            <w:bottom w:w="15" w:type="dxa"/>
-            <w:right w:w="15" w:type="dxa"/>
-          </w:tblCellMar>
-        </w:tblPrEx>
         <w:trPr>
           <w:tblCellSpacing w:w="15" w:type="dxa"/>
         </w:trPr>
@@ -2675,7 +2426,7 @@
             </w:pPr>
             <w:r>
               <w:rPr>
-                <w:rFonts w:hint="default" w:ascii="Calibri Regular" w:hAnsi="Calibri Regular" w:eastAsia="SimSun" w:cs="Calibri Regular"/>
+                <w:rFonts w:hint="default" w:ascii="Calibri Regular" w:hAnsi="Calibri Regular" w:eastAsia="宋体" w:cs="Calibri Regular"/>
                 <w:kern w:val="0"/>
                 <w:sz w:val="20"/>
                 <w:szCs w:val="20"/>
@@ -2706,7 +2457,7 @@
             </w:pPr>
             <w:r>
               <w:rPr>
-                <w:rFonts w:hint="default" w:ascii="Calibri Regular" w:hAnsi="Calibri Regular" w:eastAsia="SimSun" w:cs="Calibri Regular"/>
+                <w:rFonts w:hint="default" w:ascii="Calibri Regular" w:hAnsi="Calibri Regular" w:eastAsia="宋体" w:cs="Calibri Regular"/>
                 <w:kern w:val="0"/>
                 <w:sz w:val="20"/>
                 <w:szCs w:val="20"/>
@@ -2737,7 +2488,7 @@
             </w:pPr>
             <w:r>
               <w:rPr>
-                <w:rFonts w:hint="default" w:ascii="Calibri Regular" w:hAnsi="Calibri Regular" w:eastAsia="SimSun" w:cs="Calibri Regular"/>
+                <w:rFonts w:hint="default" w:ascii="Calibri Regular" w:hAnsi="Calibri Regular" w:eastAsia="宋体" w:cs="Calibri Regular"/>
                 <w:kern w:val="0"/>
                 <w:sz w:val="20"/>
                 <w:szCs w:val="20"/>
@@ -2749,23 +2500,6 @@
         </w:tc>
       </w:tr>
       <w:tr>
-        <w:tblPrEx>
-          <w:tblBorders>
-            <w:top w:val="none" w:color="auto" w:sz="0" w:space="0"/>
-            <w:left w:val="none" w:color="auto" w:sz="0" w:space="0"/>
-            <w:bottom w:val="none" w:color="auto" w:sz="0" w:space="0"/>
-            <w:right w:val="none" w:color="auto" w:sz="0" w:space="0"/>
-            <w:insideH w:val="none" w:color="auto" w:sz="0" w:space="0"/>
-            <w:insideV w:val="none" w:color="auto" w:sz="0" w:space="0"/>
-          </w:tblBorders>
-          <w:shd w:val="clear" w:color="auto" w:fill="auto"/>
-          <w:tblCellMar>
-            <w:top w:w="15" w:type="dxa"/>
-            <w:left w:w="15" w:type="dxa"/>
-            <w:bottom w:w="15" w:type="dxa"/>
-            <w:right w:w="15" w:type="dxa"/>
-          </w:tblCellMar>
-        </w:tblPrEx>
         <w:trPr>
           <w:tblCellSpacing w:w="15" w:type="dxa"/>
         </w:trPr>
@@ -2790,7 +2524,7 @@
             </w:pPr>
             <w:r>
               <w:rPr>
-                <w:rFonts w:hint="default" w:ascii="Calibri Regular" w:hAnsi="Calibri Regular" w:eastAsia="SimSun" w:cs="Calibri Regular"/>
+                <w:rFonts w:hint="default" w:ascii="Calibri Regular" w:hAnsi="Calibri Regular" w:eastAsia="宋体" w:cs="Calibri Regular"/>
                 <w:kern w:val="0"/>
                 <w:sz w:val="20"/>
                 <w:szCs w:val="20"/>
@@ -2821,7 +2555,7 @@
             </w:pPr>
             <w:r>
               <w:rPr>
-                <w:rFonts w:hint="default" w:ascii="Calibri Regular" w:hAnsi="Calibri Regular" w:eastAsia="SimSun" w:cs="Calibri Regular"/>
+                <w:rFonts w:hint="default" w:ascii="Calibri Regular" w:hAnsi="Calibri Regular" w:eastAsia="宋体" w:cs="Calibri Regular"/>
                 <w:kern w:val="0"/>
                 <w:sz w:val="20"/>
                 <w:szCs w:val="20"/>
@@ -2852,7 +2586,7 @@
             </w:pPr>
             <w:r>
               <w:rPr>
-                <w:rFonts w:hint="default" w:ascii="Calibri Regular" w:hAnsi="Calibri Regular" w:eastAsia="SimSun" w:cs="Calibri Regular"/>
+                <w:rFonts w:hint="default" w:ascii="Calibri Regular" w:hAnsi="Calibri Regular" w:eastAsia="宋体" w:cs="Calibri Regular"/>
                 <w:kern w:val="0"/>
                 <w:sz w:val="20"/>
                 <w:szCs w:val="20"/>
@@ -2864,22 +2598,6 @@
         </w:tc>
       </w:tr>
       <w:tr>
-        <w:tblPrEx>
-          <w:tblBorders>
-            <w:top w:val="none" w:color="auto" w:sz="0" w:space="0"/>
-            <w:left w:val="none" w:color="auto" w:sz="0" w:space="0"/>
-            <w:bottom w:val="none" w:color="auto" w:sz="0" w:space="0"/>
-            <w:right w:val="none" w:color="auto" w:sz="0" w:space="0"/>
-            <w:insideH w:val="none" w:color="auto" w:sz="0" w:space="0"/>
-            <w:insideV w:val="none" w:color="auto" w:sz="0" w:space="0"/>
-          </w:tblBorders>
-          <w:tblCellMar>
-            <w:top w:w="15" w:type="dxa"/>
-            <w:left w:w="15" w:type="dxa"/>
-            <w:bottom w:w="15" w:type="dxa"/>
-            <w:right w:w="15" w:type="dxa"/>
-          </w:tblCellMar>
-        </w:tblPrEx>
         <w:trPr>
           <w:tblCellSpacing w:w="15" w:type="dxa"/>
         </w:trPr>
@@ -2904,7 +2622,7 @@
             </w:pPr>
             <w:r>
               <w:rPr>
-                <w:rFonts w:hint="default" w:ascii="Calibri Regular" w:hAnsi="Calibri Regular" w:eastAsia="SimSun" w:cs="Calibri Regular"/>
+                <w:rFonts w:hint="default" w:ascii="Calibri Regular" w:hAnsi="Calibri Regular" w:eastAsia="宋体" w:cs="Calibri Regular"/>
                 <w:kern w:val="0"/>
                 <w:sz w:val="20"/>
                 <w:szCs w:val="20"/>
@@ -2935,7 +2653,7 @@
             </w:pPr>
             <w:r>
               <w:rPr>
-                <w:rFonts w:hint="default" w:ascii="Calibri Regular" w:hAnsi="Calibri Regular" w:eastAsia="SimSun" w:cs="Calibri Regular"/>
+                <w:rFonts w:hint="default" w:ascii="Calibri Regular" w:hAnsi="Calibri Regular" w:eastAsia="宋体" w:cs="Calibri Regular"/>
                 <w:kern w:val="0"/>
                 <w:sz w:val="20"/>
                 <w:szCs w:val="20"/>
@@ -2966,7 +2684,7 @@
             </w:pPr>
             <w:r>
               <w:rPr>
-                <w:rFonts w:hint="default" w:ascii="Calibri Regular" w:hAnsi="Calibri Regular" w:eastAsia="SimSun" w:cs="Calibri Regular"/>
+                <w:rFonts w:hint="default" w:ascii="Calibri Regular" w:hAnsi="Calibri Regular" w:eastAsia="宋体" w:cs="Calibri Regular"/>
                 <w:kern w:val="0"/>
                 <w:sz w:val="20"/>
                 <w:szCs w:val="20"/>
@@ -2978,23 +2696,6 @@
         </w:tc>
       </w:tr>
       <w:tr>
-        <w:tblPrEx>
-          <w:tblBorders>
-            <w:top w:val="none" w:color="auto" w:sz="0" w:space="0"/>
-            <w:left w:val="none" w:color="auto" w:sz="0" w:space="0"/>
-            <w:bottom w:val="none" w:color="auto" w:sz="0" w:space="0"/>
-            <w:right w:val="none" w:color="auto" w:sz="0" w:space="0"/>
-            <w:insideH w:val="none" w:color="auto" w:sz="0" w:space="0"/>
-            <w:insideV w:val="none" w:color="auto" w:sz="0" w:space="0"/>
-          </w:tblBorders>
-          <w:shd w:val="clear" w:color="auto" w:fill="auto"/>
-          <w:tblCellMar>
-            <w:top w:w="15" w:type="dxa"/>
-            <w:left w:w="15" w:type="dxa"/>
-            <w:bottom w:w="15" w:type="dxa"/>
-            <w:right w:w="15" w:type="dxa"/>
-          </w:tblCellMar>
-        </w:tblPrEx>
         <w:trPr>
           <w:tblCellSpacing w:w="15" w:type="dxa"/>
         </w:trPr>
@@ -3019,7 +2720,7 @@
             </w:pPr>
             <w:r>
               <w:rPr>
-                <w:rFonts w:hint="default" w:ascii="Calibri Regular" w:hAnsi="Calibri Regular" w:eastAsia="SimSun" w:cs="Calibri Regular"/>
+                <w:rFonts w:hint="default" w:ascii="Calibri Regular" w:hAnsi="Calibri Regular" w:eastAsia="宋体" w:cs="Calibri Regular"/>
                 <w:kern w:val="0"/>
                 <w:sz w:val="20"/>
                 <w:szCs w:val="20"/>
@@ -3050,7 +2751,7 @@
             </w:pPr>
             <w:r>
               <w:rPr>
-                <w:rFonts w:hint="default" w:ascii="Calibri Regular" w:hAnsi="Calibri Regular" w:eastAsia="SimSun" w:cs="Calibri Regular"/>
+                <w:rFonts w:hint="default" w:ascii="Calibri Regular" w:hAnsi="Calibri Regular" w:eastAsia="宋体" w:cs="Calibri Regular"/>
                 <w:kern w:val="0"/>
                 <w:sz w:val="20"/>
                 <w:szCs w:val="20"/>
@@ -3081,7 +2782,7 @@
             </w:pPr>
             <w:r>
               <w:rPr>
-                <w:rFonts w:hint="default" w:ascii="Calibri Regular" w:hAnsi="Calibri Regular" w:eastAsia="SimSun" w:cs="Calibri Regular"/>
+                <w:rFonts w:hint="default" w:ascii="Calibri Regular" w:hAnsi="Calibri Regular" w:eastAsia="宋体" w:cs="Calibri Regular"/>
                 <w:kern w:val="0"/>
                 <w:sz w:val="20"/>
                 <w:szCs w:val="20"/>
@@ -3801,22 +3502,6 @@
         <w:gridCol w:w="5416"/>
       </w:tblGrid>
       <w:tr>
-        <w:tblPrEx>
-          <w:tblBorders>
-            <w:top w:val="single" w:color="auto" w:sz="4" w:space="0"/>
-            <w:left w:val="single" w:color="auto" w:sz="4" w:space="0"/>
-            <w:bottom w:val="single" w:color="auto" w:sz="4" w:space="0"/>
-            <w:right w:val="single" w:color="auto" w:sz="4" w:space="0"/>
-            <w:insideH w:val="single" w:color="auto" w:sz="4" w:space="0"/>
-            <w:insideV w:val="single" w:color="auto" w:sz="4" w:space="0"/>
-          </w:tblBorders>
-          <w:tblCellMar>
-            <w:top w:w="0" w:type="dxa"/>
-            <w:left w:w="108" w:type="dxa"/>
-            <w:bottom w:w="0" w:type="dxa"/>
-            <w:right w:w="108" w:type="dxa"/>
-          </w:tblCellMar>
-        </w:tblPrEx>
         <w:tc>
           <w:tcPr>
             <w:tcW w:w="4261" w:type="dxa"/>
@@ -5027,22 +4712,6 @@
         <w:gridCol w:w="4261"/>
       </w:tblGrid>
       <w:tr>
-        <w:tblPrEx>
-          <w:tblBorders>
-            <w:top w:val="single" w:color="auto" w:sz="4" w:space="0"/>
-            <w:left w:val="single" w:color="auto" w:sz="4" w:space="0"/>
-            <w:bottom w:val="single" w:color="auto" w:sz="4" w:space="0"/>
-            <w:right w:val="single" w:color="auto" w:sz="4" w:space="0"/>
-            <w:insideH w:val="single" w:color="auto" w:sz="4" w:space="0"/>
-            <w:insideV w:val="single" w:color="auto" w:sz="4" w:space="0"/>
-          </w:tblBorders>
-          <w:tblCellMar>
-            <w:top w:w="0" w:type="dxa"/>
-            <w:left w:w="108" w:type="dxa"/>
-            <w:bottom w:w="0" w:type="dxa"/>
-            <w:right w:w="108" w:type="dxa"/>
-          </w:tblCellMar>
-        </w:tblPrEx>
         <w:tc>
           <w:tcPr>
             <w:tcW w:w="4261" w:type="dxa"/>
@@ -5963,22 +5632,6 @@
         <w:gridCol w:w="4496"/>
       </w:tblGrid>
       <w:tr>
-        <w:tblPrEx>
-          <w:tblBorders>
-            <w:top w:val="single" w:color="auto" w:sz="4" w:space="0"/>
-            <w:left w:val="single" w:color="auto" w:sz="4" w:space="0"/>
-            <w:bottom w:val="single" w:color="auto" w:sz="4" w:space="0"/>
-            <w:right w:val="single" w:color="auto" w:sz="4" w:space="0"/>
-            <w:insideH w:val="single" w:color="auto" w:sz="4" w:space="0"/>
-            <w:insideV w:val="single" w:color="auto" w:sz="4" w:space="0"/>
-          </w:tblBorders>
-          <w:tblCellMar>
-            <w:top w:w="0" w:type="dxa"/>
-            <w:left w:w="108" w:type="dxa"/>
-            <w:bottom w:w="0" w:type="dxa"/>
-            <w:right w:w="108" w:type="dxa"/>
-          </w:tblCellMar>
-        </w:tblPrEx>
         <w:tc>
           <w:tcPr>
             <w:tcW w:w="4261" w:type="dxa"/>
@@ -7123,9 +6776,7 @@
         </w:tblBorders>
         <w:tblLayout w:type="autofit"/>
         <w:tblCellMar>
-          <w:top w:w="0" w:type="dxa"/>
           <w:left w:w="108" w:type="dxa"/>
-          <w:bottom w:w="0" w:type="dxa"/>
           <w:right w:w="108" w:type="dxa"/>
         </w:tblCellMar>
       </w:tblPr>
@@ -7134,22 +6785,6 @@
         <w:gridCol w:w="5936"/>
       </w:tblGrid>
       <w:tr>
-        <w:tblPrEx>
-          <w:tblBorders>
-            <w:top w:val="single" w:color="auto" w:sz="4" w:space="0"/>
-            <w:left w:val="single" w:color="auto" w:sz="4" w:space="0"/>
-            <w:bottom w:val="single" w:color="auto" w:sz="4" w:space="0"/>
-            <w:right w:val="single" w:color="auto" w:sz="4" w:space="0"/>
-            <w:insideH w:val="single" w:color="auto" w:sz="4" w:space="0"/>
-            <w:insideV w:val="single" w:color="auto" w:sz="4" w:space="0"/>
-          </w:tblBorders>
-          <w:tblCellMar>
-            <w:top w:w="0" w:type="dxa"/>
-            <w:left w:w="108" w:type="dxa"/>
-            <w:bottom w:w="0" w:type="dxa"/>
-            <w:right w:w="108" w:type="dxa"/>
-          </w:tblCellMar>
-        </w:tblPrEx>
         <w:tc>
           <w:tcPr>
             <w:tcW w:w="4261" w:type="dxa"/>
@@ -8152,7 +7787,7 @@
           <w:szCs w:val="20"/>
         </w:rPr>
         <w:pict>
-          <v:rect id="_x0000_i1037" o:spt="1" style="height:1.5pt;width:432pt;" fillcolor="#A0A0A0" filled="t" stroked="f" coordsize="21600,21600" o:hr="t" o:hrstd="t" o:hralign="center">
+          <v:rect id="_x0000_i1039" o:spt="1" style="height:1.5pt;width:432pt;" fillcolor="#A0A0A0" filled="t" stroked="f" coordsize="21600,21600" o:hr="t" o:hrstd="t" o:hralign="center">
             <v:path/>
             <v:fill on="t" focussize="0,0"/>
             <v:stroke on="f"/>
@@ -8307,9 +7942,7 @@
         </w:tblBorders>
         <w:tblLayout w:type="autofit"/>
         <w:tblCellMar>
-          <w:top w:w="0" w:type="dxa"/>
           <w:left w:w="108" w:type="dxa"/>
-          <w:bottom w:w="0" w:type="dxa"/>
           <w:right w:w="108" w:type="dxa"/>
         </w:tblCellMar>
       </w:tblPr>
@@ -8318,22 +7951,6 @@
         <w:gridCol w:w="5816"/>
       </w:tblGrid>
       <w:tr>
-        <w:tblPrEx>
-          <w:tblBorders>
-            <w:top w:val="single" w:color="auto" w:sz="4" w:space="0"/>
-            <w:left w:val="single" w:color="auto" w:sz="4" w:space="0"/>
-            <w:bottom w:val="single" w:color="auto" w:sz="4" w:space="0"/>
-            <w:right w:val="single" w:color="auto" w:sz="4" w:space="0"/>
-            <w:insideH w:val="single" w:color="auto" w:sz="4" w:space="0"/>
-            <w:insideV w:val="single" w:color="auto" w:sz="4" w:space="0"/>
-          </w:tblBorders>
-          <w:tblCellMar>
-            <w:top w:w="0" w:type="dxa"/>
-            <w:left w:w="108" w:type="dxa"/>
-            <w:bottom w:w="0" w:type="dxa"/>
-            <w:right w:w="108" w:type="dxa"/>
-          </w:tblCellMar>
-        </w:tblPrEx>
         <w:tc>
           <w:tcPr>
             <w:tcW w:w="4261" w:type="dxa"/>
@@ -8702,7 +8319,7 @@
           <w:szCs w:val="20"/>
         </w:rPr>
         <w:pict>
-          <v:rect id="_x0000_i1038" o:spt="1" style="height:1.5pt;width:432pt;" fillcolor="#A0A0A0" filled="t" stroked="f" coordsize="21600,21600" o:hr="t" o:hrstd="t" o:hralign="center">
+          <v:rect id="_x0000_i1040" o:spt="1" style="height:1.5pt;width:432pt;" fillcolor="#A0A0A0" filled="t" stroked="f" coordsize="21600,21600" o:hr="t" o:hrstd="t" o:hralign="center">
             <v:path/>
             <v:fill on="t" focussize="0,0"/>
             <v:stroke on="f"/>
@@ -8751,9 +8368,7 @@
         </w:tblBorders>
         <w:tblLayout w:type="autofit"/>
         <w:tblCellMar>
-          <w:top w:w="0" w:type="dxa"/>
           <w:left w:w="108" w:type="dxa"/>
-          <w:bottom w:w="0" w:type="dxa"/>
           <w:right w:w="108" w:type="dxa"/>
         </w:tblCellMar>
       </w:tblPr>
@@ -8762,22 +8377,6 @@
         <w:gridCol w:w="5856"/>
       </w:tblGrid>
       <w:tr>
-        <w:tblPrEx>
-          <w:tblBorders>
-            <w:top w:val="single" w:color="auto" w:sz="4" w:space="0"/>
-            <w:left w:val="single" w:color="auto" w:sz="4" w:space="0"/>
-            <w:bottom w:val="single" w:color="auto" w:sz="4" w:space="0"/>
-            <w:right w:val="single" w:color="auto" w:sz="4" w:space="0"/>
-            <w:insideH w:val="single" w:color="auto" w:sz="4" w:space="0"/>
-            <w:insideV w:val="single" w:color="auto" w:sz="4" w:space="0"/>
-          </w:tblBorders>
-          <w:tblCellMar>
-            <w:top w:w="0" w:type="dxa"/>
-            <w:left w:w="108" w:type="dxa"/>
-            <w:bottom w:w="0" w:type="dxa"/>
-            <w:right w:w="108" w:type="dxa"/>
-          </w:tblCellMar>
-        </w:tblPrEx>
         <w:tc>
           <w:tcPr>
             <w:tcW w:w="4261" w:type="dxa"/>
@@ -9040,7 +8639,7 @@
           <w:szCs w:val="20"/>
         </w:rPr>
         <w:pict>
-          <v:rect id="_x0000_i1039" o:spt="1" style="height:1.5pt;width:432pt;" fillcolor="#A0A0A0" filled="t" stroked="f" coordsize="21600,21600" o:hr="t" o:hrstd="t" o:hralign="center">
+          <v:rect id="_x0000_i1041" o:spt="1" style="height:1.5pt;width:432pt;" fillcolor="#A0A0A0" filled="t" stroked="f" coordsize="21600,21600" o:hr="t" o:hrstd="t" o:hralign="center">
             <v:path/>
             <v:fill on="t" focussize="0,0"/>
             <v:stroke on="f"/>
@@ -9090,9 +8689,7 @@
         </w:tblBorders>
         <w:tblLayout w:type="autofit"/>
         <w:tblCellMar>
-          <w:top w:w="0" w:type="dxa"/>
           <w:left w:w="108" w:type="dxa"/>
-          <w:bottom w:w="0" w:type="dxa"/>
           <w:right w:w="108" w:type="dxa"/>
         </w:tblCellMar>
       </w:tblPr>
@@ -9101,22 +8698,6 @@
         <w:gridCol w:w="6016"/>
       </w:tblGrid>
       <w:tr>
-        <w:tblPrEx>
-          <w:tblBorders>
-            <w:top w:val="single" w:color="auto" w:sz="4" w:space="0"/>
-            <w:left w:val="single" w:color="auto" w:sz="4" w:space="0"/>
-            <w:bottom w:val="single" w:color="auto" w:sz="4" w:space="0"/>
-            <w:right w:val="single" w:color="auto" w:sz="4" w:space="0"/>
-            <w:insideH w:val="single" w:color="auto" w:sz="4" w:space="0"/>
-            <w:insideV w:val="single" w:color="auto" w:sz="4" w:space="0"/>
-          </w:tblBorders>
-          <w:tblCellMar>
-            <w:top w:w="0" w:type="dxa"/>
-            <w:left w:w="108" w:type="dxa"/>
-            <w:bottom w:w="0" w:type="dxa"/>
-            <w:right w:w="108" w:type="dxa"/>
-          </w:tblCellMar>
-        </w:tblPrEx>
         <w:tc>
           <w:tcPr>
             <w:tcW w:w="4261" w:type="dxa"/>
@@ -9449,7 +9030,7 @@
           <w:szCs w:val="20"/>
         </w:rPr>
         <w:pict>
-          <v:rect id="_x0000_i1040" o:spt="1" style="height:1.5pt;width:432pt;" fillcolor="#A0A0A0" filled="t" stroked="f" coordsize="21600,21600" o:hr="t" o:hrstd="t" o:hralign="center">
+          <v:rect id="_x0000_i1042" o:spt="1" style="height:1.5pt;width:432pt;" fillcolor="#A0A0A0" filled="t" stroked="f" coordsize="21600,21600" o:hr="t" o:hrstd="t" o:hralign="center">
             <v:path/>
             <v:fill on="t" focussize="0,0"/>
             <v:stroke on="f"/>
@@ -9612,7 +9193,7 @@
           <w:szCs w:val="20"/>
         </w:rPr>
         <w:pict>
-          <v:rect id="_x0000_i1041" o:spt="1" style="height:1.5pt;width:432pt;" fillcolor="#A0A0A0" filled="t" stroked="f" coordsize="21600,21600" o:hr="t" o:hrstd="t" o:hralign="center">
+          <v:rect id="_x0000_i1043" o:spt="1" style="height:1.5pt;width:432pt;" fillcolor="#A0A0A0" filled="t" stroked="f" coordsize="21600,21600" o:hr="t" o:hrstd="t" o:hralign="center">
             <v:path/>
             <v:fill on="t" focussize="0,0"/>
             <v:stroke on="f"/>
@@ -9670,9 +9251,7 @@
         </w:tblBorders>
         <w:tblLayout w:type="autofit"/>
         <w:tblCellMar>
-          <w:top w:w="0" w:type="dxa"/>
           <w:left w:w="108" w:type="dxa"/>
-          <w:bottom w:w="0" w:type="dxa"/>
           <w:right w:w="108" w:type="dxa"/>
         </w:tblCellMar>
       </w:tblPr>
@@ -9681,22 +9260,6 @@
         <w:gridCol w:w="5776"/>
       </w:tblGrid>
       <w:tr>
-        <w:tblPrEx>
-          <w:tblBorders>
-            <w:top w:val="single" w:color="auto" w:sz="4" w:space="0"/>
-            <w:left w:val="single" w:color="auto" w:sz="4" w:space="0"/>
-            <w:bottom w:val="single" w:color="auto" w:sz="4" w:space="0"/>
-            <w:right w:val="single" w:color="auto" w:sz="4" w:space="0"/>
-            <w:insideH w:val="single" w:color="auto" w:sz="4" w:space="0"/>
-            <w:insideV w:val="single" w:color="auto" w:sz="4" w:space="0"/>
-          </w:tblBorders>
-          <w:tblCellMar>
-            <w:top w:w="0" w:type="dxa"/>
-            <w:left w:w="108" w:type="dxa"/>
-            <w:bottom w:w="0" w:type="dxa"/>
-            <w:right w:w="108" w:type="dxa"/>
-          </w:tblCellMar>
-        </w:tblPrEx>
         <w:tc>
           <w:tcPr>
             <w:tcW w:w="4261" w:type="dxa"/>
@@ -10378,7 +9941,7 @@
           <w:szCs w:val="20"/>
         </w:rPr>
         <w:pict>
-          <v:rect id="_x0000_i1042" o:spt="1" style="height:1.5pt;width:432pt;" fillcolor="#A0A0A0" filled="t" stroked="f" coordsize="21600,21600" o:hr="t" o:hrstd="t" o:hralign="center">
+          <v:rect id="_x0000_i1044" o:spt="1" style="height:1.5pt;width:432pt;" fillcolor="#A0A0A0" filled="t" stroked="f" coordsize="21600,21600" o:hr="t" o:hrstd="t" o:hralign="center">
             <v:path/>
             <v:fill on="t" focussize="0,0"/>
             <v:stroke on="f"/>
@@ -10557,6 +10120,8 @@
           <w:szCs w:val="20"/>
         </w:rPr>
       </w:pPr>
+      <w:bookmarkStart w:id="0" w:name="_GoBack"/>
+      <w:bookmarkEnd w:id="0"/>
       <w:r>
         <w:rPr>
           <w:rFonts w:hint="default" w:ascii="Calibri Regular" w:hAnsi="Calibri Regular" w:cs="Calibri Regular"/>
@@ -10585,7 +10150,7 @@
           <w:szCs w:val="20"/>
         </w:rPr>
         <w:pict>
-          <v:rect id="_x0000_i1043" o:spt="1" style="height:1.5pt;width:432pt;" fillcolor="#A0A0A0" filled="t" stroked="f" coordsize="21600,21600" o:hr="t" o:hrstd="t" o:hralign="center">
+          <v:rect id="_x0000_i1037" o:spt="1" style="height:1.5pt;width:432pt;" fillcolor="#A0A0A0" filled="t" stroked="f" coordsize="21600,21600" o:hr="t" o:hrstd="t" o:hralign="center">
             <v:path/>
             <v:fill on="t" focussize="0,0"/>
             <v:stroke on="f"/>
@@ -10612,9 +10177,7 @@
         </w:tblBorders>
         <w:tblLayout w:type="fixed"/>
         <w:tblCellMar>
-          <w:top w:w="0" w:type="dxa"/>
           <w:left w:w="108" w:type="dxa"/>
-          <w:bottom w:w="0" w:type="dxa"/>
           <w:right w:w="108" w:type="dxa"/>
         </w:tblCellMar>
       </w:tblPr>
@@ -10623,22 +10186,6 @@
         <w:gridCol w:w="4085"/>
       </w:tblGrid>
       <w:tr>
-        <w:tblPrEx>
-          <w:tblBorders>
-            <w:top w:val="single" w:color="auto" w:sz="4" w:space="0"/>
-            <w:left w:val="single" w:color="auto" w:sz="4" w:space="0"/>
-            <w:bottom w:val="single" w:color="auto" w:sz="4" w:space="0"/>
-            <w:right w:val="single" w:color="auto" w:sz="4" w:space="0"/>
-            <w:insideH w:val="single" w:color="auto" w:sz="4" w:space="0"/>
-            <w:insideV w:val="single" w:color="auto" w:sz="4" w:space="0"/>
-          </w:tblBorders>
-          <w:tblCellMar>
-            <w:top w:w="0" w:type="dxa"/>
-            <w:left w:w="108" w:type="dxa"/>
-            <w:bottom w:w="0" w:type="dxa"/>
-            <w:right w:w="108" w:type="dxa"/>
-          </w:tblCellMar>
-        </w:tblPrEx>
         <w:tc>
           <w:tcPr>
             <w:tcW w:w="4437" w:type="dxa"/>
@@ -13944,7 +13491,6 @@
               <w:keepLines w:val="0"/>
               <w:widowControl/>
               <w:suppressLineNumbers w:val="0"/>
-              <w:jc w:val="both"/>
               <w:rPr>
                 <w:vertAlign w:val="baseline"/>
               </w:rPr>
@@ -13961,7 +13507,6 @@
               <w:keepLines w:val="0"/>
               <w:widowControl/>
               <w:suppressLineNumbers w:val="0"/>
-              <w:jc w:val="both"/>
               <w:rPr>
                 <w:vertAlign w:val="baseline"/>
               </w:rPr>
@@ -14043,7 +13588,7 @@
       </w:pPr>
       <w:r>
         <w:pict>
-          <v:rect id="_x0000_i1044" o:spt="1" style="height:1.5pt;width:432pt;" fillcolor="#A0A0A0" filled="t" stroked="f" coordsize="21600,21600" o:hr="t" o:hrstd="t" o:hralign="center">
+          <v:rect id="_x0000_i1052" o:spt="1" style="height:1.5pt;width:432pt;" fillcolor="#A0A0A0" filled="t" stroked="f" coordsize="21600,21600" o:hr="t" o:hrstd="t" o:hralign="center">
             <v:path/>
             <v:fill on="t" focussize="0,0"/>
             <v:stroke on="f"/>
@@ -14422,7 +13967,7 @@
           <w:szCs w:val="20"/>
         </w:rPr>
         <w:pict>
-          <v:rect id="_x0000_i1045" o:spt="1" style="height:1.5pt;width:432pt;" fillcolor="#A0A0A0" filled="t" stroked="f" coordsize="21600,21600" o:hr="t" o:hrstd="t" o:hralign="center">
+          <v:rect id="_x0000_i1038" o:spt="1" style="height:1.5pt;width:432pt;" fillcolor="#A0A0A0" filled="t" stroked="f" coordsize="21600,21600" o:hr="t" o:hrstd="t" o:hralign="center">
             <v:path/>
             <v:fill on="t" focussize="0,0"/>
             <v:stroke on="f"/>
@@ -14754,7 +14299,7 @@
       </w:pPr>
       <w:r>
         <w:rPr>
-          <w:rFonts w:hint="default" w:ascii="Calibri Regular" w:hAnsi="Calibri Regular" w:eastAsia="SimSun" w:cs="Calibri Regular"/>
+          <w:rFonts w:hint="default" w:ascii="Calibri Regular" w:hAnsi="Calibri Regular" w:eastAsia="宋体" w:cs="Calibri Regular"/>
           <w:kern w:val="0"/>
           <w:sz w:val="20"/>
           <w:szCs w:val="20"/>
@@ -14832,8 +14377,6 @@
           <w:szCs w:val="20"/>
         </w:rPr>
       </w:pPr>
-      <w:bookmarkStart w:id="0" w:name="_GoBack"/>
-      <w:bookmarkEnd w:id="0"/>
     </w:p>
     <w:p>
       <w:pPr>
@@ -16402,7 +15945,7 @@
   <w:docDefaults>
     <w:rPrDefault>
       <w:rPr>
-        <w:rFonts w:ascii="Times New Roman" w:hAnsi="Times New Roman" w:eastAsia="SimSun" w:cs="Times New Roman"/>
+        <w:rFonts w:ascii="Times New Roman" w:hAnsi="Times New Roman" w:eastAsia="宋体" w:cs="Times New Roman"/>
       </w:rPr>
     </w:rPrDefault>
     <w:pPrDefault/>
@@ -16493,25 +16036,25 @@
     <w:lsdException w:unhideWhenUsed="0" w:uiPriority="0" w:semiHidden="0" w:name="Body Text Indent 2"/>
     <w:lsdException w:unhideWhenUsed="0" w:uiPriority="0" w:semiHidden="0" w:name="Body Text Indent 3"/>
     <w:lsdException w:unhideWhenUsed="0" w:uiPriority="0" w:semiHidden="0" w:name="Block Text"/>
-    <w:lsdException w:qFormat="1" w:unhideWhenUsed="0" w:uiPriority="0" w:semiHidden="0" w:name="Hyperlink"/>
+    <w:lsdException w:unhideWhenUsed="0" w:uiPriority="0" w:semiHidden="0" w:name="Hyperlink"/>
     <w:lsdException w:unhideWhenUsed="0" w:uiPriority="0" w:semiHidden="0" w:name="FollowedHyperlink"/>
     <w:lsdException w:qFormat="1" w:unhideWhenUsed="0" w:uiPriority="0" w:semiHidden="0" w:name="Strong"/>
     <w:lsdException w:qFormat="1" w:unhideWhenUsed="0" w:uiPriority="0" w:semiHidden="0" w:name="Emphasis"/>
     <w:lsdException w:unhideWhenUsed="0" w:uiPriority="0" w:semiHidden="0" w:name="Document Map"/>
     <w:lsdException w:unhideWhenUsed="0" w:uiPriority="0" w:semiHidden="0" w:name="Plain Text"/>
     <w:lsdException w:unhideWhenUsed="0" w:uiPriority="0" w:semiHidden="0" w:name="E-mail Signature"/>
-    <w:lsdException w:qFormat="1" w:unhideWhenUsed="0" w:uiPriority="0" w:semiHidden="0" w:name="Normal (Web)"/>
+    <w:lsdException w:unhideWhenUsed="0" w:uiPriority="0" w:semiHidden="0" w:name="Normal (Web)"/>
     <w:lsdException w:unhideWhenUsed="0" w:uiPriority="0" w:semiHidden="0" w:name="HTML Acronym"/>
     <w:lsdException w:unhideWhenUsed="0" w:uiPriority="0" w:semiHidden="0" w:name="HTML Address"/>
     <w:lsdException w:unhideWhenUsed="0" w:uiPriority="0" w:semiHidden="0" w:name="HTML Cite"/>
-    <w:lsdException w:qFormat="1" w:unhideWhenUsed="0" w:uiPriority="0" w:semiHidden="0" w:name="HTML Code"/>
+    <w:lsdException w:unhideWhenUsed="0" w:uiPriority="0" w:semiHidden="0" w:name="HTML Code"/>
     <w:lsdException w:unhideWhenUsed="0" w:uiPriority="0" w:semiHidden="0" w:name="HTML Definition"/>
     <w:lsdException w:unhideWhenUsed="0" w:uiPriority="0" w:semiHidden="0" w:name="HTML Keyboard"/>
-    <w:lsdException w:qFormat="1" w:unhideWhenUsed="0" w:uiPriority="0" w:semiHidden="0" w:name="HTML Preformatted"/>
+    <w:lsdException w:unhideWhenUsed="0" w:uiPriority="0" w:semiHidden="0" w:name="HTML Preformatted"/>
     <w:lsdException w:unhideWhenUsed="0" w:uiPriority="0" w:semiHidden="0" w:name="HTML Sample"/>
     <w:lsdException w:unhideWhenUsed="0" w:uiPriority="0" w:semiHidden="0" w:name="HTML Typewriter"/>
     <w:lsdException w:unhideWhenUsed="0" w:uiPriority="0" w:semiHidden="0" w:name="HTML Variable"/>
-    <w:lsdException w:qFormat="1" w:unhideWhenUsed="0" w:uiPriority="0" w:name="Normal Table"/>
+    <w:lsdException w:unhideWhenUsed="0" w:uiPriority="0" w:name="Normal Table"/>
     <w:lsdException w:unhideWhenUsed="0" w:uiPriority="0" w:semiHidden="0" w:name="annotation subject"/>
     <w:lsdException w:unhideWhenUsed="0" w:uiPriority="0" w:semiHidden="0" w:name="Table Simple 1"/>
     <w:lsdException w:unhideWhenUsed="0" w:uiPriority="0" w:semiHidden="0" w:name="Table Simple 2"/>
@@ -16556,7 +16099,7 @@
     <w:lsdException w:unhideWhenUsed="0" w:uiPriority="0" w:semiHidden="0" w:name="Table Web 2"/>
     <w:lsdException w:unhideWhenUsed="0" w:uiPriority="0" w:semiHidden="0" w:name="Table Web 3"/>
     <w:lsdException w:unhideWhenUsed="0" w:uiPriority="0" w:semiHidden="0" w:name="Balloon Text"/>
-    <w:lsdException w:qFormat="1" w:unhideWhenUsed="0" w:uiPriority="0" w:semiHidden="0" w:name="Table Grid"/>
+    <w:lsdException w:unhideWhenUsed="0" w:uiPriority="0" w:semiHidden="0" w:name="Table Grid"/>
     <w:lsdException w:unhideWhenUsed="0" w:uiPriority="0" w:semiHidden="0" w:name="Table Theme"/>
     <w:lsdException w:unhideWhenUsed="0" w:uiPriority="60" w:semiHidden="0" w:name="Light Shading"/>
     <w:lsdException w:unhideWhenUsed="0" w:uiPriority="61" w:semiHidden="0" w:name="Light List"/>
@@ -16676,7 +16219,7 @@
       <w:jc w:val="left"/>
     </w:pPr>
     <w:rPr>
-      <w:rFonts w:hint="eastAsia" w:ascii="SimSun" w:hAnsi="SimSun" w:eastAsia="SimSun" w:cs="SimSun"/>
+      <w:rFonts w:hint="eastAsia" w:ascii="宋体" w:hAnsi="宋体" w:eastAsia="宋体" w:cs="宋体"/>
       <w:b/>
       <w:bCs/>
       <w:kern w:val="44"/>
@@ -16697,7 +16240,7 @@
       <w:jc w:val="left"/>
     </w:pPr>
     <w:rPr>
-      <w:rFonts w:hint="eastAsia" w:ascii="SimSun" w:hAnsi="SimSun" w:eastAsia="SimSun" w:cs="SimSun"/>
+      <w:rFonts w:hint="eastAsia" w:ascii="宋体" w:hAnsi="宋体" w:eastAsia="宋体" w:cs="宋体"/>
       <w:b/>
       <w:bCs/>
       <w:kern w:val="0"/>
@@ -16718,7 +16261,7 @@
       <w:jc w:val="left"/>
     </w:pPr>
     <w:rPr>
-      <w:rFonts w:hint="eastAsia" w:ascii="SimSun" w:hAnsi="SimSun" w:eastAsia="SimSun" w:cs="SimSun"/>
+      <w:rFonts w:hint="eastAsia" w:ascii="宋体" w:hAnsi="宋体" w:eastAsia="宋体" w:cs="宋体"/>
       <w:b/>
       <w:bCs/>
       <w:kern w:val="0"/>
@@ -16735,7 +16278,6 @@
   <w:style w:type="table" w:default="1" w:styleId="6">
     <w:name w:val="Normal Table"/>
     <w:semiHidden/>
-    <w:qFormat/>
     <w:uiPriority w:val="0"/>
     <w:tblPr>
       <w:tblCellMar>
@@ -16749,7 +16291,6 @@
   <w:style w:type="character" w:styleId="7">
     <w:name w:val="HTML Code"/>
     <w:basedOn w:val="5"/>
-    <w:qFormat/>
     <w:uiPriority w:val="0"/>
     <w:rPr>
       <w:rFonts w:ascii="Courier New" w:hAnsi="Courier New" w:cs="Courier New"/>
@@ -16759,7 +16300,6 @@
   </w:style>
   <w:style w:type="paragraph" w:styleId="8">
     <w:name w:val="HTML Preformatted"/>
-    <w:qFormat/>
     <w:uiPriority w:val="0"/>
     <w:pPr>
       <w:tabs>
@@ -16783,7 +16323,7 @@
       <w:jc w:val="left"/>
     </w:pPr>
     <w:rPr>
-      <w:rFonts w:hint="eastAsia" w:ascii="SimSun" w:hAnsi="SimSun" w:eastAsia="SimSun" w:cs="SimSun"/>
+      <w:rFonts w:hint="eastAsia" w:ascii="宋体" w:hAnsi="宋体" w:eastAsia="宋体" w:cs="宋体"/>
       <w:kern w:val="0"/>
       <w:sz w:val="24"/>
       <w:szCs w:val="24"/>
@@ -16793,7 +16333,6 @@
   <w:style w:type="character" w:styleId="9">
     <w:name w:val="Hyperlink"/>
     <w:basedOn w:val="5"/>
-    <w:qFormat/>
     <w:uiPriority w:val="0"/>
     <w:rPr>
       <w:color w:val="0000FF"/>
@@ -16802,7 +16341,6 @@
   </w:style>
   <w:style w:type="paragraph" w:styleId="10">
     <w:name w:val="Normal (Web)"/>
-    <w:qFormat/>
     <w:uiPriority w:val="0"/>
     <w:pPr>
       <w:spacing w:before="0" w:beforeAutospacing="1" w:after="0" w:afterAutospacing="1"/>
@@ -16810,7 +16348,7 @@
       <w:jc w:val="left"/>
     </w:pPr>
     <w:rPr>
-      <w:rFonts w:ascii="Times New Roman" w:hAnsi="Times New Roman" w:eastAsia="SimSun" w:cs="Times New Roman"/>
+      <w:rFonts w:ascii="Times New Roman" w:hAnsi="Times New Roman" w:eastAsia="宋体" w:cs="Times New Roman"/>
       <w:kern w:val="0"/>
       <w:sz w:val="24"/>
       <w:szCs w:val="24"/>
@@ -16820,7 +16358,6 @@
   <w:style w:type="table" w:styleId="11">
     <w:name w:val="Table Grid"/>
     <w:basedOn w:val="6"/>
-    <w:qFormat/>
     <w:uiPriority w:val="0"/>
     <w:pPr>
       <w:widowControl w:val="0"/>
@@ -16841,7 +16378,6 @@
     <w:name w:val="_Style 10"/>
     <w:basedOn w:val="1"/>
     <w:next w:val="1"/>
-    <w:qFormat/>
     <w:uiPriority w:val="0"/>
     <w:pPr>
       <w:pBdr>
@@ -16850,7 +16386,7 @@
       <w:jc w:val="center"/>
     </w:pPr>
     <w:rPr>
-      <w:rFonts w:ascii="Arial" w:eastAsia="SimSun"/>
+      <w:rFonts w:ascii="Arial" w:eastAsia="宋体"/>
       <w:vanish/>
       <w:sz w:val="16"/>
     </w:rPr>
@@ -16859,7 +16395,6 @@
     <w:name w:val="_Style 11"/>
     <w:basedOn w:val="1"/>
     <w:next w:val="1"/>
-    <w:qFormat/>
     <w:uiPriority w:val="0"/>
     <w:pPr>
       <w:pBdr>
@@ -16868,7 +16403,7 @@
       <w:jc w:val="center"/>
     </w:pPr>
     <w:rPr>
-      <w:rFonts w:ascii="Arial" w:eastAsia="SimSun"/>
+      <w:rFonts w:ascii="Arial" w:eastAsia="宋体"/>
       <w:vanish/>
       <w:sz w:val="16"/>
     </w:rPr>
